--- a/electron/Montagebericht_PASSTHROUGH.docx
+++ b/electron/Montagebericht_PASSTHROUGH.docx
@@ -659,6 +659,7 @@
         </w:rPr>
       </w:pPr>
     </w:p>
+    {{-w:tbl fabrikationsnummern}}
     <w:tbl>
       <w:tblPr>
         <w:tblStyle w:val="Tabellenraster"/>
@@ -670,7 +671,6 @@
         <w:gridCol w:w="3353"/>
         <w:gridCol w:w="3354"/>
       </w:tblGrid>
-      {{#fabrikationsnummern}}
       <w:tr>
         <w:trPr>
           <w:trHeight w:val="340"/>
@@ -912,8 +912,8 @@
           {{/textbausteine}}
         </w:tc>
       </w:tr>
-      {{/fabrikationsnummern}}
     </w:tbl>
+    {{/fabrikationsnummern}}
     <w:p>
       <w:pPr>
         <w:pStyle w:val="Listenabsatz"/>
